--- a/Михайловский/Добавление, редактирование и просмотр данных/Добавление редактирование и просмотр данных.docx
+++ b/Михайловский/Добавление, редактирование и просмотр данных/Добавление редактирование и просмотр данных.docx
@@ -253,7 +253,7 @@
               <w:sz w:val="28"/>
               <w:szCs w:val="28"/>
             </w:rPr>
-            <w:t>20</w:t>
+            <w:t>2</w:t>
           </w:r>
           <w:r>
             <w:rPr>
@@ -262,7 +262,7 @@
               <w:sz w:val="28"/>
               <w:szCs w:val="28"/>
             </w:rPr>
-            <w:t>.</w:t>
+            <w:t>6</w:t>
           </w:r>
           <w:r>
             <w:rPr>
@@ -271,7 +271,7 @@
               <w:sz w:val="28"/>
               <w:szCs w:val="28"/>
             </w:rPr>
-            <w:t>10</w:t>
+            <w:t>.</w:t>
           </w:r>
           <w:r>
             <w:rPr>
@@ -280,7 +280,7 @@
               <w:sz w:val="28"/>
               <w:szCs w:val="28"/>
             </w:rPr>
-            <w:t>.2025 версия 1.</w:t>
+            <w:t>10</w:t>
           </w:r>
           <w:r>
             <w:rPr>
@@ -289,7 +289,16 @@
               <w:sz w:val="28"/>
               <w:szCs w:val="28"/>
             </w:rPr>
-            <w:t>0</w:t>
+            <w:t>.2025 версия 1.</w:t>
+          </w:r>
+          <w:r>
+            <w:rPr>
+              <w:rFonts w:ascii="Times New Roman" w:hAnsi="Times New Roman"/>
+              <w:noProof/>
+              <w:sz w:val="28"/>
+              <w:szCs w:val="28"/>
+            </w:rPr>
+            <w:t>1</w:t>
           </w:r>
         </w:p>
         <w:p>
@@ -467,23 +476,13 @@
             </w:rPr>
             <w:t xml:space="preserve">: </w:t>
           </w:r>
-          <w:proofErr w:type="spellStart"/>
           <w:r>
             <w:rPr>
               <w:rFonts w:ascii="Calibri Light" w:hAnsi="Calibri Light" w:cs="Calibri Light"/>
               <w:sz w:val="24"/>
               <w:szCs w:val="24"/>
             </w:rPr>
-            <w:t>Баларев</w:t>
-          </w:r>
-          <w:proofErr w:type="spellEnd"/>
-          <w:r>
-            <w:rPr>
-              <w:rFonts w:ascii="Calibri Light" w:hAnsi="Calibri Light" w:cs="Calibri Light"/>
-              <w:sz w:val="24"/>
-              <w:szCs w:val="24"/>
-            </w:rPr>
-            <w:t xml:space="preserve"> Д.А.</w:t>
+            <w:t>Баларев Д.А.</w:t>
           </w:r>
         </w:p>
         <w:p>
@@ -632,21 +631,7 @@
                 <w:rStyle w:val="a8"/>
                 <w:noProof/>
               </w:rPr>
-              <w:t>Термины и аб</w:t>
-            </w:r>
-            <w:r>
-              <w:rPr>
-                <w:rStyle w:val="a8"/>
-                <w:noProof/>
-              </w:rPr>
-              <w:t>б</w:t>
-            </w:r>
-            <w:r>
-              <w:rPr>
-                <w:rStyle w:val="a8"/>
-                <w:noProof/>
-              </w:rPr>
-              <w:t>ревиатуры</w:t>
+              <w:t>Термины и аббревиатуры</w:t>
             </w:r>
             <w:r>
               <w:rPr>
@@ -1078,6 +1063,12 @@
         <w:t xml:space="preserve">файл формата </w:t>
       </w:r>
       <w:r>
+        <w:rPr>
+          <w:lang w:val="ru-RU"/>
+        </w:rPr>
+        <w:t>.</w:t>
+      </w:r>
+      <w:r>
         <w:t>csv</w:t>
       </w:r>
       <w:r>
@@ -1164,47 +1155,10 @@
         </w:rPr>
         <w:t xml:space="preserve"> </w:t>
       </w:r>
-      <w:r>
-        <w:rPr>
-          <w:lang w:val="ru-RU"/>
-        </w:rPr>
-        <w:t>а</w:t>
-      </w:r>
-      <w:r>
-        <w:rPr>
-          <w:lang w:val="ru-RU"/>
-        </w:rPr>
-        <w:t xml:space="preserve">лгоритм имеет вариацию для импорта данных из </w:t>
-      </w:r>
-      <w:r>
-        <w:rPr>
-          <w:lang w:val="ru-RU"/>
-        </w:rPr>
-        <w:t>.</w:t>
-      </w:r>
-      <w:r>
-        <w:t>csv</w:t>
-      </w:r>
-      <w:r>
-        <w:rPr>
-          <w:lang w:val="ru-RU"/>
-        </w:rPr>
-        <w:t xml:space="preserve"> </w:t>
-      </w:r>
-      <w:r>
-        <w:rPr>
-          <w:lang w:val="ru-RU"/>
-        </w:rPr>
-        <w:t>и ввода данных от пользователя.</w:t>
-      </w:r>
     </w:p>
     <w:p>
       <w:pPr>
         <w:pStyle w:val="a3"/>
-        <w:numPr>
-          <w:ilvl w:val="0"/>
-          <w:numId w:val="4"/>
-        </w:numPr>
         <w:rPr>
           <w:i/>
           <w:iCs/>
@@ -1213,6 +1167,8 @@
       </w:pPr>
       <w:r>
         <w:rPr>
+          <w:b/>
+          <w:bCs/>
           <w:i/>
           <w:iCs/>
           <w:lang w:val="ru-RU"/>
@@ -1221,6 +1177,8 @@
       </w:r>
       <w:r>
         <w:rPr>
+          <w:b/>
+          <w:bCs/>
           <w:i/>
           <w:iCs/>
         </w:rPr>
@@ -1228,11 +1186,13 @@
       </w:r>
       <w:r>
         <w:rPr>
+          <w:b/>
+          <w:bCs/>
           <w:i/>
           <w:iCs/>
           <w:lang w:val="ru-RU"/>
         </w:rPr>
-        <w:t xml:space="preserve"> файла.</w:t>
+        <w:t xml:space="preserve"> файла</w:t>
       </w:r>
       <w:r>
         <w:rPr>
@@ -1240,13 +1200,7 @@
           <w:iCs/>
           <w:lang w:val="ru-RU"/>
         </w:rPr>
-        <w:t xml:space="preserve"> </w:t>
-      </w:r>
-      <w:r>
-        <w:rPr>
-          <w:lang w:val="ru-RU"/>
-        </w:rPr>
-        <w:t>Проверяется файл на правильность, в соответствии с требуемым форматом данных в них (формат описывается в инструкции пользователя). Если структура неверная об этом сообщается пользователю.</w:t>
+        <w:t>.</w:t>
       </w:r>
       <w:r>
         <w:rPr>
@@ -1260,107 +1214,170 @@
         <w:rPr>
           <w:lang w:val="ru-RU"/>
         </w:rPr>
-        <w:t xml:space="preserve">Для верной структуры проверяется формат, заполненность и корректность данных. Непрошедшие проверку строки помечаются как неверные. Затем пользователю выводится информация о количестве верных и неверных строк.  </w:t>
-      </w:r>
-      <w:r>
-        <w:rPr>
-          <w:lang w:val="ru-RU"/>
-        </w:rPr>
-        <w:t>Если есть неверные – предлагается их исправление. Исправление происходит в редакторе, где можно переключаться между исправлением каждой строки. Исправление происходит в соответствии с алгоритмом ввода пользователем данных.</w:t>
-      </w:r>
-      <w:r>
-        <w:rPr>
-          <w:lang w:val="ru-RU"/>
-        </w:rPr>
-        <w:t xml:space="preserve"> Корректные данные импортируются в виде датафрейма.</w:t>
-      </w:r>
-    </w:p>
-    <w:p>
-      <w:pPr>
-        <w:pStyle w:val="a3"/>
-        <w:numPr>
-          <w:ilvl w:val="0"/>
-          <w:numId w:val="4"/>
-        </w:numPr>
+        <w:t>Файл проверяется</w:t>
+      </w:r>
+      <w:r>
+        <w:rPr>
+          <w:lang w:val="ru-RU"/>
+        </w:rPr>
+        <w:t xml:space="preserve"> на </w:t>
+      </w:r>
+      <w:r>
+        <w:rPr>
+          <w:lang w:val="ru-RU"/>
+        </w:rPr>
+        <w:t xml:space="preserve">соответствие формату, прописанному в инструкции пользователя (должно совпадать количество столбцов, содержимое файла должно соответствовать формату </w:t>
+      </w:r>
+      <w:r>
+        <w:rPr>
+          <w:lang w:val="ru-RU"/>
+        </w:rPr>
+        <w:t>.</w:t>
+      </w:r>
+      <w:r>
+        <w:t>csv</w:t>
+      </w:r>
+      <w:r>
+        <w:rPr>
+          <w:lang w:val="ru-RU"/>
+        </w:rPr>
+        <w:t>)</w:t>
+      </w:r>
+      <w:r>
+        <w:rPr>
+          <w:lang w:val="ru-RU"/>
+        </w:rPr>
+        <w:t>. Если структура неверная об этом сообщается пользователю.</w:t>
+      </w:r>
+      <w:r>
         <w:rPr>
           <w:i/>
           <w:iCs/>
           <w:lang w:val="ru-RU"/>
         </w:rPr>
-      </w:pPr>
-      <w:r>
+        <w:t xml:space="preserve"> </w:t>
+      </w:r>
+    </w:p>
+    <w:p>
+      <w:pPr>
+        <w:pStyle w:val="a3"/>
+        <w:rPr>
+          <w:lang w:val="ru-RU"/>
+        </w:rPr>
+      </w:pPr>
+      <w:r>
+        <w:rPr>
+          <w:lang w:val="ru-RU"/>
+        </w:rPr>
+        <w:t>Из файла формируется датафрейм и отправляется в блок валидации данных. Непрошедшие валидацию строки помечаются, как неверные</w:t>
+      </w:r>
+      <w:r>
+        <w:rPr>
+          <w:lang w:val="ru-RU"/>
+        </w:rPr>
+        <w:t xml:space="preserve">, а корректные импортируются. </w:t>
+      </w:r>
+      <w:r>
+        <w:rPr>
+          <w:lang w:val="ru-RU"/>
+        </w:rPr>
+        <w:t xml:space="preserve"> Затем пользователю выводится информация </w:t>
+      </w:r>
+      <w:r>
+        <w:rPr>
+          <w:lang w:val="ru-RU"/>
+        </w:rPr>
+        <w:t xml:space="preserve">о </w:t>
+      </w:r>
+      <w:r>
+        <w:rPr>
+          <w:lang w:val="ru-RU"/>
+        </w:rPr>
+        <w:t>количестве импортированных</w:t>
+      </w:r>
+      <w:r>
+        <w:rPr>
+          <w:lang w:val="ru-RU"/>
+        </w:rPr>
+        <w:t xml:space="preserve"> и неверных строк.  Если есть неверные – предлагается их исправление. </w:t>
+      </w:r>
+    </w:p>
+    <w:p>
+      <w:pPr>
+        <w:pStyle w:val="a3"/>
         <w:rPr>
           <w:i/>
           <w:iCs/>
           <w:lang w:val="ru-RU"/>
         </w:rPr>
+      </w:pPr>
+      <w:r>
+        <w:rPr>
+          <w:lang w:val="ru-RU"/>
+        </w:rPr>
+        <w:t xml:space="preserve">Если согласится с исправлением данных, </w:t>
+      </w:r>
+      <w:r>
+        <w:rPr>
+          <w:lang w:val="ru-RU"/>
+        </w:rPr>
+        <w:t>вызывается алгоритм редактирования данных. Ему передаётся таблица, некорректные исходные данные, и флаг о том, что данные будут новые.</w:t>
+      </w:r>
+      <w:r>
+        <w:rPr>
+          <w:lang w:val="ru-RU"/>
+        </w:rPr>
+        <w:t xml:space="preserve"> </w:t>
+      </w:r>
+      <w:r>
+        <w:rPr>
+          <w:lang w:val="ru-RU"/>
+        </w:rPr>
+        <w:t xml:space="preserve">Описание алгоритма редактирования данных приведено ниже. В результате новые данные будут сохранены в БД. </w:t>
+      </w:r>
+    </w:p>
+    <w:p>
+      <w:pPr>
+        <w:pStyle w:val="a3"/>
+        <w:rPr>
+          <w:i/>
+          <w:iCs/>
+          <w:lang w:val="ru-RU"/>
+        </w:rPr>
+      </w:pPr>
+      <w:r>
+        <w:rPr>
+          <w:b/>
+          <w:bCs/>
+          <w:i/>
+          <w:iCs/>
+          <w:lang w:val="ru-RU"/>
+        </w:rPr>
         <w:t>Ввод пользователем.</w:t>
       </w:r>
       <w:r>
         <w:rPr>
           <w:lang w:val="ru-RU"/>
         </w:rPr>
-        <w:t xml:space="preserve"> Открывается форма ввода данных. Когда пользователь нажимает «сохранить», форма проверяет заполненные поля, в соответствии с требованиями к формату, заполненности, и корректности (например, количество публикаций неотрицательное).</w:t>
-      </w:r>
-      <w:r>
-        <w:rPr>
-          <w:lang w:val="ru-RU"/>
-        </w:rPr>
         <w:t xml:space="preserve"> </w:t>
       </w:r>
       <w:r>
         <w:rPr>
           <w:lang w:val="ru-RU"/>
         </w:rPr>
-        <w:t>Если данные некорректные, пользователю сообщается о некорректности данных.</w:t>
-      </w:r>
-      <w:r>
-        <w:rPr>
-          <w:lang w:val="ru-RU"/>
-        </w:rPr>
-        <w:t xml:space="preserve"> Иначе </w:t>
-      </w:r>
-      <w:r>
-        <w:rPr>
-          <w:lang w:val="ru-RU"/>
-        </w:rPr>
-        <w:t>формируется датафрейм данных</w:t>
-      </w:r>
-    </w:p>
-    <w:p>
-      <w:pPr>
-        <w:pStyle w:val="a3"/>
-        <w:rPr>
-          <w:lang w:val="ru-RU"/>
-        </w:rPr>
-      </w:pPr>
-      <w:r>
-        <w:rPr>
-          <w:lang w:val="ru-RU"/>
-        </w:rPr>
-        <w:lastRenderedPageBreak/>
-        <w:t xml:space="preserve">В итоге данные, полученные из формы и </w:t>
-      </w:r>
-      <w:r>
-        <w:rPr>
-          <w:lang w:val="ru-RU"/>
-        </w:rPr>
-        <w:t>.</w:t>
-      </w:r>
-      <w:r>
-        <w:t>csv</w:t>
-      </w:r>
-      <w:r>
-        <w:rPr>
-          <w:lang w:val="ru-RU"/>
-        </w:rPr>
-        <w:t xml:space="preserve"> </w:t>
-      </w:r>
-      <w:r>
-        <w:rPr>
-          <w:lang w:val="ru-RU"/>
-        </w:rPr>
-        <w:t>файла объединяются. Если один из источников не был задействован, то используется только имеющийся. Полученный датафрейм данных сохраняется в БД.</w:t>
+        <w:t xml:space="preserve">Пользователь выбирает таблицу для редактирования. Вызывается алгоритм редактирования данных. Ему передаётся </w:t>
+      </w:r>
+      <w:r>
+        <w:rPr>
+          <w:lang w:val="ru-RU"/>
+        </w:rPr>
+        <w:t>таблица,</w:t>
+      </w:r>
+      <w:r>
+        <w:rPr>
+          <w:lang w:val="ru-RU"/>
+        </w:rPr>
+        <w:t xml:space="preserve"> пустые исходные данные, и флаг о том, что данные будут новые. Описание алгоритма редактирования данных приведено ниже. В результате новые данные будут сохранены в БД. </w:t>
       </w:r>
     </w:p>
     <w:p>
@@ -1372,11 +1389,12 @@
           <w:noProof/>
           <w:lang w:eastAsia="ru-RU"/>
         </w:rPr>
+        <w:lastRenderedPageBreak/>
         <w:drawing>
-          <wp:inline distT="0" distB="0" distL="0" distR="0" wp14:anchorId="774C7498" wp14:editId="7C4E6B82">
-            <wp:extent cx="3292928" cy="5596786"/>
-            <wp:effectExtent l="0" t="0" r="3175" b="4445"/>
-            <wp:docPr id="8" name="Рисунок 8"/>
+          <wp:inline distT="0" distB="0" distL="0" distR="0" wp14:anchorId="6A1BEC04" wp14:editId="2283F201">
+            <wp:extent cx="3006127" cy="5557520"/>
+            <wp:effectExtent l="0" t="0" r="3810" b="5080"/>
+            <wp:docPr id="1" name="Рисунок 1"/>
             <wp:cNvGraphicFramePr>
               <a:graphicFrameLocks xmlns:a="http://schemas.openxmlformats.org/drawingml/2006/main" noChangeAspect="1"/>
             </wp:cNvGraphicFramePr>
@@ -1384,7 +1402,7 @@
               <a:graphicData uri="http://schemas.openxmlformats.org/drawingml/2006/picture">
                 <pic:pic xmlns:pic="http://schemas.openxmlformats.org/drawingml/2006/picture">
                   <pic:nvPicPr>
-                    <pic:cNvPr id="0" name="Picture 3"/>
+                    <pic:cNvPr id="0" name="Picture 1"/>
                     <pic:cNvPicPr>
                       <a:picLocks noChangeAspect="1" noChangeArrowheads="1"/>
                     </pic:cNvPicPr>
@@ -1405,7 +1423,7 @@
                   <pic:spPr bwMode="auto">
                     <a:xfrm>
                       <a:off x="0" y="0"/>
-                      <a:ext cx="3295607" cy="5601340"/>
+                      <a:ext cx="3008749" cy="5562367"/>
                     </a:xfrm>
                     <a:prstGeom prst="rect">
                       <a:avLst/>
@@ -1483,13 +1501,31 @@
         <w:rPr>
           <w:lang w:val="ru-RU"/>
         </w:rPr>
-        <w:t xml:space="preserve">редактирования имеющихся </w:t>
-      </w:r>
-      <w:r>
-        <w:rPr>
-          <w:lang w:val="ru-RU"/>
-        </w:rPr>
-        <w:t>данных в ИПС.</w:t>
+        <w:t xml:space="preserve">редактирования </w:t>
+      </w:r>
+      <w:r>
+        <w:rPr>
+          <w:lang w:val="ru-RU"/>
+        </w:rPr>
+        <w:t>переданных в него данных и сохранения их</w:t>
+      </w:r>
+      <w:r>
+        <w:rPr>
+          <w:lang w:val="ru-RU"/>
+        </w:rPr>
+        <w:t xml:space="preserve"> в </w:t>
+      </w:r>
+      <w:r>
+        <w:rPr>
+          <w:lang w:val="ru-RU"/>
+        </w:rPr>
+        <w:t>БД</w:t>
+      </w:r>
+      <w:r>
+        <w:rPr>
+          <w:lang w:val="ru-RU"/>
+        </w:rPr>
+        <w:t>.</w:t>
       </w:r>
     </w:p>
     <w:p>
@@ -1519,13 +1555,13 @@
         <w:rPr>
           <w:lang w:val="ru-RU"/>
         </w:rPr>
-        <w:t>к</w:t>
-      </w:r>
-      <w:r>
-        <w:rPr>
-          <w:lang w:val="ru-RU"/>
-        </w:rPr>
-        <w:t>акие строки выбраны для редактирования</w:t>
+        <w:t>таблица БД; исходные данные, которые будут внесены в поля формы автоматически</w:t>
+      </w:r>
+      <w:r>
+        <w:rPr>
+          <w:lang w:val="ru-RU"/>
+        </w:rPr>
+        <w:t>; это новые данные или существующие</w:t>
       </w:r>
     </w:p>
     <w:p>
@@ -1575,6 +1611,12 @@
         <w:rPr>
           <w:lang w:val="ru-RU"/>
         </w:rPr>
+        <w:t xml:space="preserve">добавленная или </w:t>
+      </w:r>
+      <w:r>
+        <w:rPr>
+          <w:lang w:val="ru-RU"/>
+        </w:rPr>
         <w:t>изменённая</w:t>
       </w:r>
       <w:r>
@@ -1597,8 +1639,50 @@
           <w:iCs/>
           <w:lang w:val="ru-RU"/>
         </w:rPr>
+        <w:t>Логическая схема операций:</w:t>
+      </w:r>
+      <w:r>
+        <w:rPr>
+          <w:lang w:val="ru-RU"/>
+        </w:rPr>
+        <w:t xml:space="preserve"> </w:t>
+      </w:r>
+      <w:r>
+        <w:rPr>
+          <w:lang w:val="ru-RU"/>
+        </w:rPr>
+        <w:t>о</w:t>
+      </w:r>
+      <w:r>
+        <w:rPr>
+          <w:lang w:val="ru-RU"/>
+        </w:rPr>
+        <w:t>ткрывается форма ввода данных</w:t>
+      </w:r>
+      <w:r>
+        <w:rPr>
+          <w:lang w:val="ru-RU"/>
+        </w:rPr>
+        <w:t xml:space="preserve"> для соответствующей таблицы. Поля формы заполняются исходными данными, </w:t>
+      </w:r>
+      <w:r>
+        <w:rPr>
+          <w:lang w:val="ru-RU"/>
+        </w:rPr>
         <w:lastRenderedPageBreak/>
-        <w:t>Логическая схема операций:</w:t>
+        <w:t>переданными алгоритму</w:t>
+      </w:r>
+      <w:r>
+        <w:rPr>
+          <w:lang w:val="ru-RU"/>
+        </w:rPr>
+        <w:t>.</w:t>
+      </w:r>
+      <w:r>
+        <w:rPr>
+          <w:lang w:val="ru-RU"/>
+        </w:rPr>
+        <w:t xml:space="preserve"> Когда пользователь нажимает «сохранить», форма проверяет заполненные поля, в соответствии с требованиями к формату, заполненности, и корректности (например, количество публикаций неотрицательное).</w:t>
       </w:r>
       <w:r>
         <w:rPr>
@@ -1610,43 +1694,69 @@
         <w:rPr>
           <w:lang w:val="ru-RU"/>
         </w:rPr>
-        <w:t>о</w:t>
-      </w:r>
-      <w:r>
-        <w:rPr>
-          <w:lang w:val="ru-RU"/>
-        </w:rPr>
-        <w:t>ткрывается форма ввода данных</w:t>
-      </w:r>
-      <w:r>
-        <w:rPr>
-          <w:lang w:val="ru-RU"/>
-        </w:rPr>
-        <w:t xml:space="preserve"> с полями, заполненными текущими значениями из БД.</w:t>
-      </w:r>
-      <w:r>
-        <w:rPr>
-          <w:lang w:val="ru-RU"/>
-        </w:rPr>
-        <w:t xml:space="preserve"> Когда пользователь нажимает «сохранить», форма проверяет заполненные поля, в соответствии с требованиями к формату, заполненности, и корректности (например, количество публикаций неотрицательное).</w:t>
-      </w:r>
-      <w:r>
-        <w:rPr>
-          <w:lang w:val="ru-RU"/>
-        </w:rPr>
-        <w:t xml:space="preserve"> </w:t>
-      </w:r>
-      <w:r>
-        <w:rPr>
-          <w:lang w:val="ru-RU"/>
-        </w:rPr>
-        <w:t xml:space="preserve">Если данные некорректные, пользователю сообщается о некорректности данных. Иначе </w:t>
-      </w:r>
-      <w:r>
-        <w:rPr>
-          <w:lang w:val="ru-RU"/>
-        </w:rPr>
-        <w:t>формируется датафрейм данных, который обновляет значения в БД.</w:t>
+        <w:t xml:space="preserve">Если данные некорректные, пользователю сообщается о некорректности данных. </w:t>
+      </w:r>
+    </w:p>
+    <w:p>
+      <w:pPr>
+        <w:pStyle w:val="a3"/>
+        <w:rPr>
+          <w:lang w:val="ru-RU"/>
+        </w:rPr>
+      </w:pPr>
+      <w:r>
+        <w:rPr>
+          <w:lang w:val="ru-RU"/>
+        </w:rPr>
+        <w:t>Ф</w:t>
+      </w:r>
+      <w:r>
+        <w:rPr>
+          <w:lang w:val="ru-RU"/>
+        </w:rPr>
+        <w:t>ормируется датафрейм данных,</w:t>
+      </w:r>
+      <w:r>
+        <w:rPr>
+          <w:lang w:val="ru-RU"/>
+        </w:rPr>
+        <w:t xml:space="preserve"> который передаётся в блок валидации данных. Если валидация </w:t>
+      </w:r>
+      <w:r>
+        <w:rPr>
+          <w:lang w:val="ru-RU"/>
+        </w:rPr>
+        <w:t>успешна</w:t>
+      </w:r>
+      <w:r>
+        <w:rPr>
+          <w:lang w:val="ru-RU"/>
+        </w:rPr>
+        <w:t xml:space="preserve">, данные сохраняются в БД. Если в исходных данных </w:t>
+      </w:r>
+      <w:r>
+        <w:rPr>
+          <w:lang w:val="ru-RU"/>
+        </w:rPr>
+        <w:t>передан флаг</w:t>
+      </w:r>
+      <w:r>
+        <w:rPr>
+          <w:lang w:val="ru-RU"/>
+        </w:rPr>
+        <w:t>, что это новые данные – создаётся новая строка или несколько строк</w:t>
+      </w:r>
+      <w:r>
+        <w:rPr>
+          <w:lang w:val="ru-RU"/>
+        </w:rPr>
+        <w:t>, и</w:t>
+      </w:r>
+      <w:r>
+        <w:rPr>
+          <w:lang w:val="ru-RU"/>
+        </w:rPr>
+        <w:t>наче обновляются имеющиеся строки в БД.</w:t>
       </w:r>
     </w:p>
     <w:p>
@@ -1659,10 +1769,10 @@
           <w:lang w:eastAsia="ru-RU"/>
         </w:rPr>
         <w:drawing>
-          <wp:inline distT="0" distB="0" distL="0" distR="0" wp14:anchorId="5D38396A" wp14:editId="759C8B57">
-            <wp:extent cx="1404257" cy="4156726"/>
-            <wp:effectExtent l="0" t="0" r="5715" b="0"/>
-            <wp:docPr id="11" name="Рисунок 11"/>
+          <wp:inline distT="0" distB="0" distL="0" distR="0" wp14:anchorId="1868EFDC" wp14:editId="1D2CFD85">
+            <wp:extent cx="1068448" cy="4775200"/>
+            <wp:effectExtent l="0" t="0" r="0" b="6350"/>
+            <wp:docPr id="3" name="Рисунок 3"/>
             <wp:cNvGraphicFramePr>
               <a:graphicFrameLocks xmlns:a="http://schemas.openxmlformats.org/drawingml/2006/main" noChangeAspect="1"/>
             </wp:cNvGraphicFramePr>
@@ -1670,7 +1780,7 @@
               <a:graphicData uri="http://schemas.openxmlformats.org/drawingml/2006/picture">
                 <pic:pic xmlns:pic="http://schemas.openxmlformats.org/drawingml/2006/picture">
                   <pic:nvPicPr>
-                    <pic:cNvPr id="0" name="Picture 5"/>
+                    <pic:cNvPr id="0" name="Picture 3"/>
                     <pic:cNvPicPr>
                       <a:picLocks noChangeAspect="1" noChangeArrowheads="1"/>
                     </pic:cNvPicPr>
@@ -1691,7 +1801,7 @@
                   <pic:spPr bwMode="auto">
                     <a:xfrm>
                       <a:off x="0" y="0"/>
-                      <a:ext cx="1424749" cy="4217384"/>
+                      <a:ext cx="1070336" cy="4783637"/>
                     </a:xfrm>
                     <a:prstGeom prst="rect">
                       <a:avLst/>
@@ -1713,19 +1823,7 @@
         <w:pStyle w:val="ad"/>
       </w:pPr>
       <w:r>
-        <w:t xml:space="preserve">Рис. </w:t>
-      </w:r>
-      <w:r>
-        <w:t>2</w:t>
-      </w:r>
-      <w:r>
-        <w:t xml:space="preserve">. Блок-схема </w:t>
-      </w:r>
-      <w:r>
-        <w:t xml:space="preserve">редактирования </w:t>
-      </w:r>
-      <w:r>
-        <w:t>данных.</w:t>
+        <w:t>Рис. 2. Блок-схема редактирования данных.</w:t>
       </w:r>
     </w:p>
     <w:p>
@@ -1734,13 +1832,7 @@
       </w:pPr>
       <w:bookmarkStart w:id="3" w:name="_Toc211886147"/>
       <w:r>
-        <w:t xml:space="preserve">Описание алгоритма </w:t>
-      </w:r>
-      <w:r>
-        <w:t>просмотра</w:t>
-      </w:r>
-      <w:r>
-        <w:t xml:space="preserve"> данных</w:t>
+        <w:t>Описание алгоритма просмотра данных</w:t>
       </w:r>
       <w:bookmarkEnd w:id="3"/>
     </w:p>
@@ -1763,19 +1855,7 @@
         <w:rPr>
           <w:lang w:val="ru-RU"/>
         </w:rPr>
-        <w:t xml:space="preserve">: данный алгоритм предназначен для </w:t>
-      </w:r>
-      <w:r>
-        <w:rPr>
-          <w:lang w:val="ru-RU"/>
-        </w:rPr>
-        <w:t>просмотра</w:t>
-      </w:r>
-      <w:r>
-        <w:rPr>
-          <w:lang w:val="ru-RU"/>
-        </w:rPr>
-        <w:t xml:space="preserve"> имеющихся данных в ИПС.</w:t>
+        <w:t>: данный алгоритм предназначен для просмотра имеющихся данных в ИПС.</w:t>
       </w:r>
     </w:p>
     <w:p>
@@ -1821,19 +1901,14 @@
           <w:iCs/>
           <w:lang w:val="ru-RU"/>
         </w:rPr>
+        <w:lastRenderedPageBreak/>
         <w:t>Ограничения использования:</w:t>
       </w:r>
       <w:r>
         <w:rPr>
           <w:lang w:val="ru-RU"/>
         </w:rPr>
-        <w:t xml:space="preserve"> БД должна быть доступна</w:t>
-      </w:r>
-      <w:r>
-        <w:rPr>
-          <w:lang w:val="ru-RU"/>
-        </w:rPr>
-        <w:t>.</w:t>
+        <w:t xml:space="preserve"> БД должна быть доступна.</w:t>
       </w:r>
     </w:p>
     <w:p>
@@ -1855,13 +1930,7 @@
         <w:rPr>
           <w:lang w:val="ru-RU"/>
         </w:rPr>
-        <w:t xml:space="preserve"> </w:t>
-      </w:r>
-      <w:r>
-        <w:rPr>
-          <w:lang w:val="ru-RU"/>
-        </w:rPr>
-        <w:t>таблица с данными из ИПС.</w:t>
+        <w:t xml:space="preserve"> таблица с данными из ИПС.</w:t>
       </w:r>
     </w:p>
     <w:p>
@@ -1877,8 +1946,33 @@
           <w:iCs/>
           <w:lang w:val="ru-RU"/>
         </w:rPr>
-        <w:lastRenderedPageBreak/>
-        <w:t>Логическая схема операций:</w:t>
+        <w:t>Логическая схема операций</w:t>
+      </w:r>
+      <w:r>
+        <w:rPr>
+          <w:i/>
+          <w:iCs/>
+          <w:lang w:val="ru-RU"/>
+        </w:rPr>
+        <w:t>:</w:t>
+      </w:r>
+      <w:r>
+        <w:rPr>
+          <w:lang w:val="ru-RU"/>
+        </w:rPr>
+        <w:t xml:space="preserve"> запрашиваются данные из </w:t>
+      </w:r>
+      <w:r>
+        <w:t>DAN</w:t>
+      </w:r>
+      <w:r>
+        <w:rPr>
+          <w:lang w:val="ru-RU"/>
+        </w:rPr>
+        <w:t>_</w:t>
+      </w:r>
+      <w:r>
+        <w:t>NIR</w:t>
       </w:r>
       <w:r>
         <w:rPr>
@@ -1890,13 +1984,100 @@
         <w:rPr>
           <w:lang w:val="ru-RU"/>
         </w:rPr>
-        <w:t>открывается форма</w:t>
-      </w:r>
-      <w:r>
-        <w:rPr>
-          <w:lang w:val="ru-RU"/>
-        </w:rPr>
-        <w:t>, в которой выбираются отсутствие фильтров по данным по умолчанию. Система получает из БД массив данных, который затем отображается в табличном формате.</w:t>
+        <w:t xml:space="preserve">с объединением с таблицей </w:t>
+      </w:r>
+      <w:r>
+        <w:t>KART</w:t>
+      </w:r>
+      <w:r>
+        <w:rPr>
+          <w:lang w:val="ru-RU"/>
+        </w:rPr>
+        <w:t xml:space="preserve"> </w:t>
+      </w:r>
+      <w:r>
+        <w:rPr>
+          <w:lang w:val="ru-RU"/>
+        </w:rPr>
+        <w:t xml:space="preserve">по полю </w:t>
+      </w:r>
+      <w:r>
+        <w:t>codvuz</w:t>
+      </w:r>
+      <w:r>
+        <w:rPr>
+          <w:lang w:val="ru-RU"/>
+        </w:rPr>
+        <w:t>.</w:t>
+      </w:r>
+      <w:r>
+        <w:rPr>
+          <w:lang w:val="ru-RU"/>
+        </w:rPr>
+        <w:t xml:space="preserve"> В результате запроса получаются все поля из </w:t>
+      </w:r>
+      <w:r>
+        <w:t>DAN</w:t>
+      </w:r>
+      <w:r>
+        <w:rPr>
+          <w:lang w:val="ru-RU"/>
+        </w:rPr>
+        <w:t>_</w:t>
+      </w:r>
+      <w:r>
+        <w:t>NIR</w:t>
+      </w:r>
+      <w:r>
+        <w:rPr>
+          <w:lang w:val="ru-RU"/>
+        </w:rPr>
+        <w:t xml:space="preserve">, кроме </w:t>
+      </w:r>
+      <w:r>
+        <w:t>codvuz</w:t>
+      </w:r>
+      <w:r>
+        <w:rPr>
+          <w:lang w:val="ru-RU"/>
+        </w:rPr>
+        <w:t xml:space="preserve"> </w:t>
+      </w:r>
+      <w:r>
+        <w:rPr>
+          <w:lang w:val="ru-RU"/>
+        </w:rPr>
+        <w:t>и краткое наименование ВУЗа. Получается всего 100 строк.</w:t>
+      </w:r>
+      <w:r>
+        <w:rPr>
+          <w:lang w:val="ru-RU"/>
+        </w:rPr>
+        <w:t xml:space="preserve"> </w:t>
+      </w:r>
+      <w:r>
+        <w:rPr>
+          <w:lang w:val="ru-RU"/>
+        </w:rPr>
+        <w:t>О</w:t>
+      </w:r>
+      <w:r>
+        <w:rPr>
+          <w:lang w:val="ru-RU"/>
+        </w:rPr>
+        <w:t>ткрывается форма</w:t>
+      </w:r>
+      <w:r>
+        <w:rPr>
+          <w:lang w:val="ru-RU"/>
+        </w:rPr>
+        <w:t xml:space="preserve">, в которой выбираются отсутствие фильтров по данным по умолчанию. </w:t>
+      </w:r>
+      <w:r>
+        <w:rPr>
+          <w:lang w:val="ru-RU"/>
+        </w:rPr>
+        <w:t>Затем алгоритм ожидает действий от пользователя.</w:t>
       </w:r>
     </w:p>
     <w:p>
@@ -1908,9 +2089,76 @@
       </w:pPr>
       <w:r>
         <w:rPr>
-          <w:lang w:val="ru-RU"/>
-        </w:rPr>
-        <w:t>Если пользователя не устраивают полученные данные, он выбирает сортировку, фильтрацию данных, после чего формируется новый массив данных из БД, который отображается в таблице.</w:t>
+          <w:i/>
+          <w:iCs/>
+          <w:lang w:val="ru-RU"/>
+        </w:rPr>
+        <w:t xml:space="preserve">Пролистывание данных или выбор сортировки/фильтрации: </w:t>
+      </w:r>
+      <w:r>
+        <w:rPr>
+          <w:lang w:val="ru-RU"/>
+        </w:rPr>
+        <w:t>в результате этих действий происходит повторное получение данных, в соответствии с текущими сортировками и фильтрациями.</w:t>
+      </w:r>
+    </w:p>
+    <w:p>
+      <w:pPr>
+        <w:pStyle w:val="a3"/>
+        <w:rPr>
+          <w:lang w:val="ru-RU"/>
+        </w:rPr>
+      </w:pPr>
+      <w:r>
+        <w:rPr>
+          <w:i/>
+          <w:iCs/>
+          <w:lang w:val="ru-RU"/>
+        </w:rPr>
+        <w:t xml:space="preserve">Двойной щелчок по строке: </w:t>
+      </w:r>
+      <w:r>
+        <w:rPr>
+          <w:lang w:val="ru-RU"/>
+        </w:rPr>
+        <w:t xml:space="preserve">открывается дополнительное окно, где выводится вся информация из </w:t>
+      </w:r>
+      <w:r>
+        <w:t>KART</w:t>
+      </w:r>
+      <w:r>
+        <w:rPr>
+          <w:lang w:val="ru-RU"/>
+        </w:rPr>
+        <w:t xml:space="preserve"> </w:t>
+      </w:r>
+      <w:r>
+        <w:rPr>
+          <w:lang w:val="ru-RU"/>
+        </w:rPr>
+        <w:t>о ВУЗе, который был указан в данной строке. После закрытия окна алгоритм снова ожидает действия пользователя.</w:t>
+      </w:r>
+    </w:p>
+    <w:p>
+      <w:pPr>
+        <w:pStyle w:val="a3"/>
+        <w:rPr>
+          <w:lang w:val="ru-RU"/>
+        </w:rPr>
+      </w:pPr>
+      <w:r>
+        <w:rPr>
+          <w:i/>
+          <w:iCs/>
+          <w:lang w:val="ru-RU"/>
+        </w:rPr>
+        <w:t xml:space="preserve">Закрытие окна: </w:t>
+      </w:r>
+      <w:r>
+        <w:rPr>
+          <w:lang w:val="ru-RU"/>
+        </w:rPr>
+        <w:t>алгоритм завершает работу.</w:t>
       </w:r>
     </w:p>
     <w:p>
@@ -1918,11 +2166,14 @@
         <w:pStyle w:val="ad"/>
       </w:pPr>
       <w:r>
+        <w:rPr>
+          <w:noProof/>
+        </w:rPr>
         <w:drawing>
-          <wp:inline distT="0" distB="0" distL="0" distR="0" wp14:anchorId="65D0636C" wp14:editId="3A5F21D2">
-            <wp:extent cx="1844040" cy="3962400"/>
-            <wp:effectExtent l="0" t="0" r="3810" b="0"/>
-            <wp:docPr id="12" name="Рисунок 12"/>
+          <wp:inline distT="0" distB="0" distL="0" distR="0" wp14:anchorId="04E305C8" wp14:editId="5793B012">
+            <wp:extent cx="2273474" cy="4241800"/>
+            <wp:effectExtent l="0" t="0" r="0" b="6350"/>
+            <wp:docPr id="4" name="Рисунок 4"/>
             <wp:cNvGraphicFramePr>
               <a:graphicFrameLocks xmlns:a="http://schemas.openxmlformats.org/drawingml/2006/main" noChangeAspect="1"/>
             </wp:cNvGraphicFramePr>
@@ -1930,7 +2181,7 @@
               <a:graphicData uri="http://schemas.openxmlformats.org/drawingml/2006/picture">
                 <pic:pic xmlns:pic="http://schemas.openxmlformats.org/drawingml/2006/picture">
                   <pic:nvPicPr>
-                    <pic:cNvPr id="0" name="Picture 6"/>
+                    <pic:cNvPr id="0" name="Picture 2"/>
                     <pic:cNvPicPr>
                       <a:picLocks noChangeAspect="1" noChangeArrowheads="1"/>
                     </pic:cNvPicPr>
@@ -1951,7 +2202,7 @@
                   <pic:spPr bwMode="auto">
                     <a:xfrm>
                       <a:off x="0" y="0"/>
-                      <a:ext cx="1849119" cy="3973314"/>
+                      <a:ext cx="2278533" cy="4251238"/>
                     </a:xfrm>
                     <a:prstGeom prst="rect">
                       <a:avLst/>
